--- a/The Group Article - 2026.docx
+++ b/The Group Article - 2026.docx
@@ -14,32 +14,7 @@
         <w:rPr>
           <w:kern w:val="48"/>
         </w:rPr>
-        <w:t>Paper Title</w:t>
-      </w:r>
-      <w:r>
-        <w:rPr>
-          <w:kern w:val="48"/>
-        </w:rPr>
-        <w:t>*</w:t>
-      </w:r>
-      <w:r>
-        <w:rPr>
-          <w:kern w:val="48"/>
-        </w:rPr>
-        <w:t xml:space="preserve"> (use style: </w:t>
-      </w:r>
-      <w:r>
-        <w:rPr>
-          <w:iCs/>
-          <w:kern w:val="48"/>
-        </w:rPr>
-        <w:t>paper title</w:t>
-      </w:r>
-      <w:r>
-        <w:rPr>
-          <w:kern w:val="48"/>
-        </w:rPr>
-        <w:t>)</w:t>
+        <w:t>Notes on decentralizing digital transformation projects and its possible impact on sustainability</w:t>
       </w:r>
     </w:p>
     <w:p>
@@ -56,30 +31,24 @@
           <w:sz w:val="16"/>
           <w:szCs w:val="16"/>
         </w:rPr>
-        <w:t>*</w:t>
-      </w:r>
-      <w:r>
+        <w:t>A semi-automated genAI-snowballing literature review</w:t>
+      </w:r>
+    </w:p>
+    <w:p>
+      <w:pPr>
+        <w:pStyle w:val="Author"/>
+        <w:spacing w:before="5pt" w:beforeAutospacing="1" w:after="5pt" w:afterAutospacing="1" w:line="6pt" w:lineRule="auto"/>
         <w:rPr>
           <w:sz w:val="16"/>
           <w:szCs w:val="16"/>
         </w:rPr>
-        <w:t>Note: Sub-titles are not captured in Xplore and should not be used</w:t>
-      </w:r>
+      </w:pPr>
     </w:p>
     <w:p>
       <w:pPr>
         <w:pStyle w:val="Author"/>
         <w:spacing w:before="5pt" w:beforeAutospacing="1" w:after="5pt" w:afterAutospacing="1" w:line="6pt" w:lineRule="auto"/>
-        <w:rPr>
-          <w:sz w:val="16"/>
-          <w:szCs w:val="16"/>
-        </w:rPr>
-      </w:pPr>
-    </w:p>
-    <w:p>
-      <w:pPr>
-        <w:pStyle w:val="Author"/>
-        <w:spacing w:before="5pt" w:beforeAutospacing="1" w:after="5pt" w:afterAutospacing="1" w:line="6pt" w:lineRule="auto"/>
+        <w:jc w:val="both"/>
         <w:rPr>
           <w:sz w:val="16"/>
           <w:szCs w:val="16"/>

--- a/The Group Article - 2026.docx
+++ b/The Group Article - 2026.docx
@@ -48,7 +48,6 @@
       <w:pPr>
         <w:pStyle w:val="Author"/>
         <w:spacing w:before="5pt" w:beforeAutospacing="1" w:after="5pt" w:afterAutospacing="1" w:line="6pt" w:lineRule="auto"/>
-        <w:jc w:val="both"/>
         <w:rPr>
           <w:sz w:val="16"/>
           <w:szCs w:val="16"/>
@@ -77,7 +76,43 @@
           <w:sz w:val="18"/>
           <w:szCs w:val="18"/>
         </w:rPr>
-        <w:t xml:space="preserve">Oleg A. Bedrin </w:t>
+        <w:t>line 1</w:t>
+      </w:r>
+      <w:r>
+        <w:rPr>
+          <w:sz w:val="18"/>
+          <w:szCs w:val="18"/>
+        </w:rPr>
+        <w:t>: 1</w:t>
+      </w:r>
+      <w:r>
+        <w:rPr>
+          <w:sz w:val="18"/>
+          <w:szCs w:val="18"/>
+          <w:vertAlign w:val="superscript"/>
+        </w:rPr>
+        <w:t>st</w:t>
+      </w:r>
+      <w:r>
+        <w:rPr>
+          <w:sz w:val="18"/>
+          <w:szCs w:val="18"/>
+        </w:rPr>
+        <w:t xml:space="preserve"> </w:t>
+      </w:r>
+      <w:r>
+        <w:rPr>
+          <w:sz w:val="18"/>
+          <w:szCs w:val="18"/>
+        </w:rPr>
+        <w:t>Given Name Surname</w:t>
+      </w:r>
+      <w:r>
+        <w:rPr>
+          <w:sz w:val="18"/>
+          <w:szCs w:val="18"/>
+        </w:rPr>
+        <w:t xml:space="preserve"> </w:t>
       </w:r>
       <w:r>
         <w:rPr>
@@ -85,19 +120,66 @@
           <w:szCs w:val="18"/>
         </w:rPr>
         <w:br/>
-        <w:t>Faculty of Computer Science</w:t>
-      </w:r>
-      <w:r>
-        <w:rPr>
+        <w:t>line 2:</w:t>
+      </w:r>
+      <w:r>
+        <w:rPr>
+          <w:sz w:val="18"/>
+          <w:szCs w:val="18"/>
+        </w:rPr>
+        <w:t xml:space="preserve"> </w:t>
+      </w:r>
+      <w:r>
+        <w:rPr>
+          <w:i/>
+          <w:sz w:val="18"/>
+          <w:szCs w:val="18"/>
+        </w:rPr>
+        <w:t>dept. name of organization</w:t>
+      </w:r>
+      <w:r>
+        <w:rPr>
+          <w:i/>
+          <w:sz w:val="18"/>
+          <w:szCs w:val="18"/>
+        </w:rPr>
+        <w:t xml:space="preserve"> </w:t>
+      </w:r>
+      <w:r>
+        <w:rPr>
+          <w:i/>
           <w:sz w:val="18"/>
           <w:szCs w:val="18"/>
         </w:rPr>
         <w:br/>
-        <w:t>Fachhochschule Dortmund</w:t>
-      </w:r>
-      <w:r>
-        <w:rPr>
-          <w:i/>
+      </w:r>
+      <w:r>
+        <w:rPr>
+          <w:i/>
+          <w:sz w:val="18"/>
+          <w:szCs w:val="18"/>
+        </w:rPr>
+        <w:t xml:space="preserve">(of </w:t>
+      </w:r>
+      <w:r>
+        <w:rPr>
+          <w:i/>
+          <w:iCs/>
+          <w:sz w:val="18"/>
+          <w:szCs w:val="18"/>
+        </w:rPr>
+        <w:t>Affiliation</w:t>
+      </w:r>
+      <w:r>
+        <w:rPr>
+          <w:i/>
+          <w:sz w:val="18"/>
+          <w:szCs w:val="18"/>
+        </w:rPr>
+        <w:t>)</w:t>
+      </w:r>
+      <w:r>
+        <w:rPr>
           <w:sz w:val="18"/>
           <w:szCs w:val="18"/>
         </w:rPr>
@@ -108,10 +190,40 @@
           <w:sz w:val="18"/>
           <w:szCs w:val="18"/>
         </w:rPr>
-        <w:t>Dortmund, Germany</w:t>
-      </w:r>
-      <w:r>
-        <w:rPr>
+        <w:t>li</w:t>
+      </w:r>
+      <w:r>
+        <w:rPr>
+          <w:sz w:val="18"/>
+          <w:szCs w:val="18"/>
+        </w:rPr>
+        <w:t xml:space="preserve">ne </w:t>
+      </w:r>
+      <w:r>
+        <w:rPr>
+          <w:sz w:val="18"/>
+          <w:szCs w:val="18"/>
+        </w:rPr>
+        <w:t>3</w:t>
+      </w:r>
+      <w:r>
+        <w:rPr>
+          <w:sz w:val="18"/>
+          <w:szCs w:val="18"/>
+        </w:rPr>
+        <w:t xml:space="preserve">: </w:t>
+      </w:r>
+      <w:r>
+        <w:rPr>
+          <w:i/>
+          <w:sz w:val="18"/>
+          <w:szCs w:val="18"/>
+        </w:rPr>
+        <w:t xml:space="preserve">name of organization </w:t>
+      </w:r>
+      <w:r>
+        <w:rPr>
+          <w:i/>
           <w:sz w:val="18"/>
           <w:szCs w:val="18"/>
         </w:rPr>
@@ -119,17 +231,82 @@
       </w:r>
       <w:r>
         <w:rPr>
-          <w:sz w:val="18"/>
-          <w:szCs w:val="18"/>
-        </w:rPr>
-        <w:t xml:space="preserve">ORCID: </w:t>
-      </w:r>
-      <w:r>
-        <w:rPr>
-          <w:sz w:val="18"/>
-          <w:szCs w:val="18"/>
-        </w:rPr>
-        <w:t>0000-0003-3300-4318</w:t>
+          <w:i/>
+          <w:sz w:val="18"/>
+          <w:szCs w:val="18"/>
+        </w:rPr>
+        <w:t>(of Affiliation)</w:t>
+      </w:r>
+      <w:r>
+        <w:rPr>
+          <w:i/>
+          <w:sz w:val="18"/>
+          <w:szCs w:val="18"/>
+        </w:rPr>
+        <w:br/>
+      </w:r>
+      <w:r>
+        <w:rPr>
+          <w:sz w:val="18"/>
+          <w:szCs w:val="18"/>
+        </w:rPr>
+        <w:t xml:space="preserve">line </w:t>
+      </w:r>
+      <w:r>
+        <w:rPr>
+          <w:sz w:val="18"/>
+          <w:szCs w:val="18"/>
+        </w:rPr>
+        <w:t>4</w:t>
+      </w:r>
+      <w:r>
+        <w:rPr>
+          <w:sz w:val="18"/>
+          <w:szCs w:val="18"/>
+        </w:rPr>
+        <w:t>: City, Country</w:t>
+      </w:r>
+      <w:r>
+        <w:rPr>
+          <w:sz w:val="18"/>
+          <w:szCs w:val="18"/>
+        </w:rPr>
+        <w:br/>
+      </w:r>
+      <w:r>
+        <w:rPr>
+          <w:sz w:val="18"/>
+          <w:szCs w:val="18"/>
+        </w:rPr>
+        <w:t xml:space="preserve">line </w:t>
+      </w:r>
+      <w:r>
+        <w:rPr>
+          <w:sz w:val="18"/>
+          <w:szCs w:val="18"/>
+        </w:rPr>
+        <w:t>5: e</w:t>
+      </w:r>
+      <w:r>
+        <w:rPr>
+          <w:sz w:val="18"/>
+          <w:szCs w:val="18"/>
+        </w:rPr>
+        <w:t>ma</w:t>
+      </w:r>
+      <w:r>
+        <w:rPr>
+          <w:sz w:val="18"/>
+          <w:szCs w:val="18"/>
+        </w:rPr>
+        <w:t>il address</w:t>
+      </w:r>
+      <w:r>
+        <w:rPr>
+          <w:sz w:val="18"/>
+          <w:szCs w:val="18"/>
+        </w:rPr>
+        <w:t xml:space="preserve"> or ORCID</w:t>
       </w:r>
     </w:p>
     <w:p>
@@ -951,13 +1128,28 @@
         <w:t>Abstract</w:t>
       </w:r>
       <w:r>
-        <w:t>—One of the robust methods of tackling challenges in the digital transformation is total decentralization: both of management and of development. Fortunately, we live in the era of great calculative abilities accessible to everybody. Therefore, the means to be able to effectively decentralize the abovementioned processes are equally accessible. This article makes a snowballing analysis of existing literature playing tool for those who wants to investigate if papers discovered indicate that the possibility of positive impact on sustainability of digital transformation projects is truly rooted in decentralization. Firstly, an initial set of five articles has been chosen with help of a search with three simple keywords: “digital transformation”, “decentralization”, “sustainability”. Then, with help of an LLM (Claude Sonnet 4.6) a backwards citations traceback was performed with a conclusive forward one. Two iterations of snowballing were done and put into a table of papers. The table was stored in a simple open-source specifically developed tracker tool which has an ability to store and sort the citations alongside with a functionality to export and import them as CSV tables. The research question, whether decentralization</w:t>
-      </w:r>
-      <w:r>
-        <w:t xml:space="preserve"> in digital transformation impact sustainability as stable long-term development</w:t>
-      </w:r>
-      <w:r>
-        <w:t>, was chosen. And as a final move, all the papers were marked and filtered by a set of criteria, and the results are now illustrated in this article.</w:t>
+        <w:t>—</w:t>
+      </w:r>
+      <w:r>
+        <w:t xml:space="preserve"> One of the robust methods of tackling challenges in </w:t>
+      </w:r>
+      <w:r>
+        <w:t>digital</w:t>
+      </w:r>
+      <w:r>
+        <w:t xml:space="preserve"> transformation is total decentralization: </w:t>
+      </w:r>
+      <w:r>
+        <w:t>both</w:t>
+      </w:r>
+      <w:r>
+        <w:t xml:space="preserve"> management </w:t>
+      </w:r>
+      <w:r>
+        <w:t>and</w:t>
+      </w:r>
+      <w:r>
+        <w:t xml:space="preserve"> development. Fortunately, we live in the era of great calculative abilities accessible to everybody. Therefore, the means to be able to effectively decentralize the abovementioned processes are equally accessible. This article makes a snowballing analysis of existing literature playing tool for those who wants to investigate if papers discovered indicate that the possibility of positive impact on sustainability of digital transformation projects is truly rooted in decentralization. Firstly, an initial set of five articles has been chosen with help of a search with three simple keywords: “digital transformation”, “decentralization”, “sustainability”. Then, with help of an LLM (Claude Sonnet 4.6) a backwards citations traceback was performed with a conclusive forward one. Two iterations of snowballing were done and put into a table of papers. The table was stored in a simple open-source specifically developed tracker tool which has an ability to store and sort the citations alongside with a functionality to export and import them as CSV tables. The research question, whether decentralization in digital transformation impact sustainability as stable long-term development, was chosen. And as a final move, all the papers were marked and filtered by a set of criteria, and the results are now illustrated in this article.</w:t>
       </w:r>
     </w:p>
     <w:p>
@@ -968,7 +1160,40 @@
         <w:t>Keywords—</w:t>
       </w:r>
       <w:r>
-        <w:t xml:space="preserve"> to generate</w:t>
+        <w:t>component</w:t>
+      </w:r>
+      <w:r>
+        <w:t>,</w:t>
+      </w:r>
+      <w:r>
+        <w:t xml:space="preserve"> formatting</w:t>
+      </w:r>
+      <w:r>
+        <w:t>,</w:t>
+      </w:r>
+      <w:r>
+        <w:t xml:space="preserve"> style</w:t>
+      </w:r>
+      <w:r>
+        <w:t>,</w:t>
+      </w:r>
+      <w:r>
+        <w:t xml:space="preserve"> styling</w:t>
+      </w:r>
+      <w:r>
+        <w:t>,</w:t>
+      </w:r>
+      <w:r>
+        <w:t xml:space="preserve"> insert (</w:t>
+      </w:r>
+      <w:r>
+        <w:rPr>
+          <w:b w:val="0"/>
+        </w:rPr>
+        <w:t>key words</w:t>
+      </w:r>
+      <w:r>
+        <w:t>)</w:t>
       </w:r>
     </w:p>
     <w:p>
@@ -981,18 +1206,29 @@
     </w:p>
     <w:p>
       <w:pPr>
+        <w:pStyle w:val="Heading2"/>
+      </w:pPr>
+      <w:r>
+        <w:t>Context</w:t>
+      </w:r>
+    </w:p>
+    <w:p>
+      <w:pPr>
         <w:pStyle w:val="BodyText"/>
       </w:pPr>
       <w:r>
-        <w:t xml:space="preserve">Digital </w:t>
-      </w:r>
-      <w:proofErr w:type="spellStart"/>
-      <w:r>
-        <w:t>Transformation</w:t>
-      </w:r>
-      <w:proofErr w:type="spellEnd"/>
-      <w:r>
-        <w:t xml:space="preserve"> </w:t>
+        <w:t xml:space="preserve">Digital transformation as process both in context of management and of development was reshaping organizations and institutions on a huge scale in many countries. There exists a significant group of technological tools involving generally purposed blockchains, distributed ledger technologies (DLTs), decentralized autonomous organizations (DAOs) which are nowadays setting trends in architecture choices and governance within that transformation. On the other hand, since those are relatively new, the demand on sustainability, in the sense of long-term stability and resilience both before and after releases of </w:t>
+      </w:r>
+      <w:r>
+        <w:t>projects, is increasing. This group of three is converging, but rarely studied together in one context.</w:t>
+      </w:r>
+    </w:p>
+    <w:p>
+      <w:pPr>
+        <w:pStyle w:val="Heading2"/>
+      </w:pPr>
+      <w:r>
+        <w:t>Motivation</w:t>
       </w:r>
     </w:p>
     <w:p>
@@ -1000,148 +1236,24 @@
         <w:pStyle w:val="BodyText"/>
       </w:pPr>
       <w:r>
-        <w:t xml:space="preserve">Out </w:t>
-      </w:r>
-      <w:proofErr w:type="spellStart"/>
-      <w:r>
-        <w:t>of</w:t>
-      </w:r>
-      <w:proofErr w:type="spellEnd"/>
-      <w:r>
-        <w:t xml:space="preserve"> 2600 </w:t>
-      </w:r>
-      <w:proofErr w:type="spellStart"/>
-      <w:r>
-        <w:t>only</w:t>
-      </w:r>
-      <w:proofErr w:type="spellEnd"/>
-      <w:r>
-        <w:t xml:space="preserve"> a </w:t>
-      </w:r>
-      <w:proofErr w:type="spellStart"/>
-      <w:r>
-        <w:t>handful</w:t>
-      </w:r>
-      <w:proofErr w:type="spellEnd"/>
-      <w:r>
-        <w:t xml:space="preserve"> </w:t>
-      </w:r>
-      <w:proofErr w:type="spellStart"/>
-      <w:r>
-        <w:t>were</w:t>
-      </w:r>
-      <w:proofErr w:type="spellEnd"/>
-      <w:r>
-        <w:t xml:space="preserve"> </w:t>
-      </w:r>
-      <w:proofErr w:type="spellStart"/>
-      <w:r>
-        <w:t>with</w:t>
-      </w:r>
-      <w:proofErr w:type="spellEnd"/>
-      <w:r>
-        <w:t xml:space="preserve"> </w:t>
-      </w:r>
-      <w:proofErr w:type="spellStart"/>
-      <w:r>
-        <w:t>sustainability</w:t>
-      </w:r>
-      <w:proofErr w:type="spellEnd"/>
-      <w:r>
-        <w:t xml:space="preserve"> </w:t>
-      </w:r>
-      <w:proofErr w:type="spellStart"/>
-      <w:r>
-        <w:t>not</w:t>
-      </w:r>
-      <w:proofErr w:type="spellEnd"/>
-      <w:r>
-        <w:t xml:space="preserve"> </w:t>
-      </w:r>
-      <w:proofErr w:type="spellStart"/>
-      <w:r>
-        <w:t>about</w:t>
-      </w:r>
-      <w:proofErr w:type="spellEnd"/>
-      <w:r>
-        <w:t xml:space="preserve"> </w:t>
-      </w:r>
-      <w:proofErr w:type="spellStart"/>
-      <w:r>
-        <w:t>ecology</w:t>
-      </w:r>
-      <w:proofErr w:type="spellEnd"/>
-      <w:r>
-        <w:t xml:space="preserve"> </w:t>
-      </w:r>
-      <w:proofErr w:type="spellStart"/>
-      <w:r>
-        <w:t>but</w:t>
-      </w:r>
-      <w:proofErr w:type="spellEnd"/>
-      <w:r>
-        <w:t xml:space="preserve"> </w:t>
-      </w:r>
-      <w:proofErr w:type="spellStart"/>
-      <w:r>
-        <w:t>about</w:t>
-      </w:r>
-      <w:proofErr w:type="spellEnd"/>
-      <w:r>
-        <w:t xml:space="preserve"> </w:t>
-      </w:r>
-      <w:proofErr w:type="spellStart"/>
-      <w:r>
-        <w:t>the</w:t>
-      </w:r>
-      <w:proofErr w:type="spellEnd"/>
-      <w:r>
-        <w:t xml:space="preserve"> </w:t>
-      </w:r>
-      <w:proofErr w:type="spellStart"/>
-      <w:r>
-        <w:t>sustainability</w:t>
-      </w:r>
-      <w:proofErr w:type="spellEnd"/>
-      <w:r>
-        <w:t xml:space="preserve"> </w:t>
-      </w:r>
-      <w:proofErr w:type="spellStart"/>
-      <w:r>
-        <w:t>of</w:t>
-      </w:r>
-      <w:proofErr w:type="spellEnd"/>
-      <w:r>
-        <w:t xml:space="preserve"> </w:t>
-      </w:r>
-      <w:proofErr w:type="spellStart"/>
-      <w:r>
-        <w:t>project</w:t>
-      </w:r>
-      <w:proofErr w:type="spellEnd"/>
-      <w:r>
-        <w:t xml:space="preserve"> </w:t>
-      </w:r>
-      <w:proofErr w:type="spellStart"/>
-      <w:r>
-        <w:t>management</w:t>
-      </w:r>
-      <w:proofErr w:type="spellEnd"/>
-      <w:r>
-        <w:t xml:space="preserve"> </w:t>
-      </w:r>
-      <w:proofErr w:type="spellStart"/>
-      <w:r>
-        <w:t>result</w:t>
-      </w:r>
-      <w:proofErr w:type="spellEnd"/>
+        <w:t>After surfacely and fairly randomly perusing the existing information on the matter (sites, forums, developer chats, conferences</w:t>
+      </w:r>
+      <w:r>
+        <w:t xml:space="preserve"> notes</w:t>
+      </w:r>
+      <w:r>
+        <w:t>, etc.) it became obvious that these concepts are treated in pairs at best – digital transformation and sustainability, or blockchain and governance</w:t>
+      </w:r>
+      <w:r>
+        <w:t>. But rarely the the focus is on the triad itself. Additionally, there is no consolidated view of how the decentralization specifically influence the sustainability in previously explained manner. This gap the article addresses.</w:t>
+      </w:r>
     </w:p>
     <w:p>
       <w:pPr>
         <w:pStyle w:val="Heading2"/>
       </w:pPr>
       <w:r>
-        <w:t>Context</w:t>
+        <w:t>Objectives &amp; Research Question</w:t>
       </w:r>
     </w:p>
     <w:p>
@@ -1149,135 +1261,19 @@
         <w:pStyle w:val="BodyText"/>
       </w:pPr>
       <w:r>
-        <w:t xml:space="preserve">Digital </w:t>
-      </w:r>
-      <w:proofErr w:type="spellStart"/>
-      <w:r>
-        <w:t>Transformation</w:t>
-      </w:r>
-      <w:proofErr w:type="spellEnd"/>
-      <w:r>
-        <w:t xml:space="preserve"> </w:t>
-      </w:r>
-      <w:proofErr w:type="spellStart"/>
-      <w:r>
-        <w:t>as</w:t>
-      </w:r>
-      <w:proofErr w:type="spellEnd"/>
-      <w:r>
-        <w:t xml:space="preserve"> a </w:t>
-      </w:r>
-      <w:proofErr w:type="spellStart"/>
-      <w:r>
-        <w:t>process</w:t>
-      </w:r>
-      <w:proofErr w:type="spellEnd"/>
-      <w:r>
-        <w:t xml:space="preserve"> </w:t>
-      </w:r>
-      <w:proofErr w:type="spellStart"/>
-      <w:r>
-        <w:t>both</w:t>
-      </w:r>
-      <w:proofErr w:type="spellEnd"/>
-      <w:r>
-        <w:t xml:space="preserve"> </w:t>
-      </w:r>
-      <w:proofErr w:type="spellStart"/>
-      <w:r>
-        <w:t>in</w:t>
-      </w:r>
-      <w:proofErr w:type="spellEnd"/>
-      <w:r>
-        <w:t xml:space="preserve"> </w:t>
-      </w:r>
-      <w:proofErr w:type="spellStart"/>
-      <w:r>
-        <w:t>context</w:t>
-      </w:r>
-      <w:proofErr w:type="spellEnd"/>
-      <w:r>
-        <w:t xml:space="preserve"> </w:t>
-      </w:r>
-      <w:proofErr w:type="spellStart"/>
-      <w:r>
-        <w:t>of</w:t>
-      </w:r>
-      <w:proofErr w:type="spellEnd"/>
-      <w:r>
-        <w:t xml:space="preserve"> </w:t>
-      </w:r>
-      <w:proofErr w:type="spellStart"/>
-      <w:r>
-        <w:t>management</w:t>
-      </w:r>
-      <w:proofErr w:type="spellEnd"/>
-      <w:r>
-        <w:t xml:space="preserve"> </w:t>
-      </w:r>
-      <w:proofErr w:type="spellStart"/>
-      <w:r>
-        <w:t>and</w:t>
-      </w:r>
-      <w:proofErr w:type="spellEnd"/>
-      <w:r>
-        <w:t xml:space="preserve"> </w:t>
-      </w:r>
-      <w:proofErr w:type="spellStart"/>
-      <w:r>
-        <w:t>in</w:t>
-      </w:r>
-      <w:proofErr w:type="spellEnd"/>
-      <w:r>
-        <w:t xml:space="preserve"> </w:t>
-      </w:r>
-      <w:proofErr w:type="spellStart"/>
-      <w:r>
-        <w:t>context</w:t>
-      </w:r>
-      <w:proofErr w:type="spellEnd"/>
-      <w:r>
-        <w:t xml:space="preserve"> </w:t>
-      </w:r>
-      <w:proofErr w:type="spellStart"/>
-      <w:r>
-        <w:t>of</w:t>
-      </w:r>
-      <w:proofErr w:type="spellEnd"/>
-      <w:r>
-        <w:t xml:space="preserve"> </w:t>
-      </w:r>
-      <w:proofErr w:type="spellStart"/>
-      <w:r>
-        <w:t>development</w:t>
-      </w:r>
-      <w:proofErr w:type="spellEnd"/>
-      <w:r>
-        <w:t xml:space="preserve"> </w:t>
-      </w:r>
-      <w:proofErr w:type="spellStart"/>
-      <w:r>
-        <w:t>was</w:t>
-      </w:r>
-      <w:proofErr w:type="spellEnd"/>
-      <w:r>
-        <w:t xml:space="preserve"> </w:t>
-      </w:r>
-      <w:proofErr w:type="spellStart"/>
-      <w:r>
-        <w:t>always</w:t>
-      </w:r>
-      <w:proofErr w:type="spellEnd"/>
-      <w:r>
-        <w:t xml:space="preserve"> a </w:t>
-      </w:r>
-    </w:p>
-    <w:p>
-      <w:pPr>
-        <w:pStyle w:val="Heading2"/>
-      </w:pPr>
-      <w:r>
-        <w:t>Motivation</w:t>
+        <w:t>The research question is as follows: “</w:t>
+      </w:r>
+      <w:r>
+        <w:t>Does decentralization in digital transformation impact sustainability as stable long</w:t>
+      </w:r>
+      <w:r>
+        <w:t>-</w:t>
+      </w:r>
+      <w:r>
+        <w:t>term development?</w:t>
+      </w:r>
+      <w:r>
+        <w:t>”</w:t>
       </w:r>
     </w:p>
     <w:p>
@@ -1285,520 +1281,745 @@
         <w:pStyle w:val="BodyText"/>
       </w:pPr>
       <w:r>
-        <w:t xml:space="preserve">First, </w:t>
-      </w:r>
-    </w:p>
-    <w:p>
-      <w:pPr>
-        <w:pStyle w:val="Heading2"/>
-      </w:pPr>
-      <w:r>
-        <w:t>Objectives</w:t>
+        <w:t>And the objectives this article aims to reach:</w:t>
       </w:r>
     </w:p>
     <w:p>
       <w:pPr>
         <w:pStyle w:val="BodyText"/>
-      </w:pPr>
-      <w:proofErr w:type="spellStart"/>
-      <w:r>
-        <w:t>Fir</w:t>
-      </w:r>
-      <w:r>
-        <w:t>z</w:t>
-      </w:r>
-      <w:proofErr w:type="spellEnd"/>
-    </w:p>
-    <w:p>
-      <w:pPr>
-        <w:pStyle w:val="Heading1"/>
-      </w:pPr>
-      <w:r>
-        <w:t>Methodology</w:t>
-      </w:r>
-    </w:p>
-    <w:p>
-      <w:pPr>
-        <w:pStyle w:val="BodyText"/>
-      </w:pPr>
-      <w:proofErr w:type="spellStart"/>
-      <w:r>
-        <w:t>Asdadsaa</w:t>
-      </w:r>
-      <w:proofErr w:type="spellEnd"/>
-    </w:p>
-    <w:p>
-      <w:pPr>
-        <w:pStyle w:val="Heading2"/>
-      </w:pPr>
-      <w:r>
-        <w:t>Seeding</w:t>
-      </w:r>
-    </w:p>
-    <w:p>
-      <w:pPr>
-        <w:pStyle w:val="BodyText"/>
-      </w:pPr>
-      <w:r>
-        <w:t xml:space="preserve">First, </w:t>
-      </w:r>
-    </w:p>
-    <w:p>
-      <w:pPr>
-        <w:pStyle w:val="Heading2"/>
-      </w:pPr>
-      <w:r>
-        <w:t>Round 1</w:t>
-      </w:r>
-    </w:p>
-    <w:p>
-      <w:pPr>
-        <w:pStyle w:val="BodyText"/>
-      </w:pPr>
-      <w:proofErr w:type="spellStart"/>
-      <w:r>
-        <w:t>second</w:t>
-      </w:r>
-      <w:proofErr w:type="spellEnd"/>
-      <w:r>
-        <w:t xml:space="preserve"> </w:t>
-      </w:r>
-    </w:p>
-    <w:p>
-      <w:pPr>
-        <w:pStyle w:val="Heading2"/>
-      </w:pPr>
-      <w:r>
-        <w:t>Round 2</w:t>
-      </w:r>
-    </w:p>
-    <w:p>
-      <w:pPr>
-        <w:pStyle w:val="BodyText"/>
-      </w:pPr>
-      <w:r>
-        <w:t>Second</w:t>
-      </w:r>
-    </w:p>
-    <w:p>
-      <w:pPr>
-        <w:pStyle w:val="Heading2"/>
-      </w:pPr>
-      <w:r>
-        <w:t>Saturation and Stop Conditions</w:t>
-      </w:r>
-    </w:p>
-    <w:p>
-      <w:pPr>
-        <w:pStyle w:val="BodyText"/>
-      </w:pPr>
-      <w:proofErr w:type="spellStart"/>
-      <w:r>
-        <w:t>second</w:t>
-      </w:r>
-      <w:proofErr w:type="spellEnd"/>
-      <w:r>
-        <w:t xml:space="preserve"> </w:t>
-      </w:r>
-    </w:p>
-    <w:p>
-      <w:pPr>
-        <w:pStyle w:val="Heading1"/>
-      </w:pPr>
-      <w:r>
-        <w:t>Results</w:t>
-      </w:r>
-    </w:p>
-    <w:p>
-      <w:pPr>
-        <w:pStyle w:val="BodyText"/>
-      </w:pPr>
-      <w:proofErr w:type="spellStart"/>
-      <w:r>
-        <w:t>asdadsaa</w:t>
-      </w:r>
-      <w:proofErr w:type="spellEnd"/>
-    </w:p>
-    <w:p>
-      <w:pPr>
-        <w:pStyle w:val="BodyText"/>
-      </w:pPr>
-    </w:p>
-    <w:p>
-      <w:pPr>
-        <w:pStyle w:val="Heading5"/>
-      </w:pPr>
-      <w:r>
-        <w:t>Acknowledgment</w:t>
-      </w:r>
-    </w:p>
-    <w:p>
-      <w:pPr>
-        <w:pStyle w:val="BodyText"/>
-      </w:pPr>
-      <w:r>
-        <w:t xml:space="preserve">I </w:t>
-      </w:r>
-      <w:proofErr w:type="spellStart"/>
-      <w:r>
-        <w:t>would</w:t>
-      </w:r>
-      <w:proofErr w:type="spellEnd"/>
-      <w:r>
-        <w:t xml:space="preserve"> </w:t>
-      </w:r>
-      <w:proofErr w:type="spellStart"/>
-      <w:r>
-        <w:t>like</w:t>
-      </w:r>
-      <w:proofErr w:type="spellEnd"/>
-      <w:r>
-        <w:t xml:space="preserve"> </w:t>
-      </w:r>
-      <w:proofErr w:type="spellStart"/>
-      <w:r>
-        <w:t>to</w:t>
-      </w:r>
-      <w:proofErr w:type="spellEnd"/>
-      <w:r>
-        <w:t xml:space="preserve"> </w:t>
-      </w:r>
-      <w:proofErr w:type="spellStart"/>
-      <w:r>
-        <w:t>express</w:t>
-      </w:r>
-      <w:proofErr w:type="spellEnd"/>
-      <w:r>
-        <w:t xml:space="preserve"> </w:t>
-      </w:r>
-      <w:proofErr w:type="spellStart"/>
-      <w:r>
-        <w:t>my</w:t>
-      </w:r>
-      <w:proofErr w:type="spellEnd"/>
-      <w:r>
-        <w:t xml:space="preserve"> </w:t>
-      </w:r>
-      <w:proofErr w:type="spellStart"/>
-      <w:r>
-        <w:t>gratitude</w:t>
-      </w:r>
-      <w:proofErr w:type="spellEnd"/>
-      <w:r>
-        <w:t xml:space="preserve"> </w:t>
-      </w:r>
-      <w:proofErr w:type="spellStart"/>
-      <w:r>
-        <w:t>to</w:t>
-      </w:r>
-      <w:r>
-        <w:t>wards</w:t>
-      </w:r>
-      <w:proofErr w:type="spellEnd"/>
-      <w:r>
-        <w:t xml:space="preserve"> </w:t>
-      </w:r>
-      <w:proofErr w:type="spellStart"/>
-      <w:r>
-        <w:t>the</w:t>
-      </w:r>
-      <w:proofErr w:type="spellEnd"/>
-      <w:r>
-        <w:t xml:space="preserve"> </w:t>
-      </w:r>
-      <w:proofErr w:type="spellStart"/>
-      <w:r>
-        <w:t>Faculty</w:t>
-      </w:r>
-      <w:proofErr w:type="spellEnd"/>
-      <w:r>
-        <w:t xml:space="preserve"> </w:t>
-      </w:r>
-      <w:proofErr w:type="spellStart"/>
-      <w:r>
-        <w:t>of</w:t>
-      </w:r>
-      <w:proofErr w:type="spellEnd"/>
-      <w:r>
-        <w:t xml:space="preserve"> Computer Science </w:t>
-      </w:r>
-      <w:proofErr w:type="spellStart"/>
-      <w:r>
-        <w:t>at</w:t>
-      </w:r>
-      <w:proofErr w:type="spellEnd"/>
-      <w:r>
-        <w:t xml:space="preserve"> </w:t>
-      </w:r>
-      <w:proofErr w:type="spellStart"/>
-      <w:r>
-        <w:t>Fachhochschule</w:t>
-      </w:r>
-      <w:proofErr w:type="spellEnd"/>
-      <w:r>
-        <w:t xml:space="preserve"> </w:t>
-      </w:r>
-      <w:proofErr w:type="spellStart"/>
-      <w:r>
-        <w:t>Dortmund</w:t>
-      </w:r>
-      <w:proofErr w:type="spellEnd"/>
-      <w:r>
-        <w:t xml:space="preserve"> </w:t>
-      </w:r>
-      <w:proofErr w:type="spellStart"/>
-      <w:r>
-        <w:t>for</w:t>
-      </w:r>
-      <w:proofErr w:type="spellEnd"/>
-      <w:r>
-        <w:t xml:space="preserve"> </w:t>
-      </w:r>
-      <w:proofErr w:type="spellStart"/>
-      <w:r>
-        <w:t>the</w:t>
-      </w:r>
-      <w:proofErr w:type="spellEnd"/>
-      <w:r>
-        <w:t xml:space="preserve"> </w:t>
-      </w:r>
-      <w:proofErr w:type="spellStart"/>
-      <w:r>
-        <w:t>support</w:t>
-      </w:r>
-      <w:proofErr w:type="spellEnd"/>
-      <w:r>
-        <w:t xml:space="preserve"> </w:t>
-      </w:r>
-      <w:proofErr w:type="spellStart"/>
-      <w:r>
-        <w:t>and</w:t>
-      </w:r>
-      <w:proofErr w:type="spellEnd"/>
-      <w:r>
-        <w:t xml:space="preserve"> </w:t>
-      </w:r>
-      <w:proofErr w:type="spellStart"/>
-      <w:r>
-        <w:t>guidance</w:t>
-      </w:r>
-      <w:proofErr w:type="spellEnd"/>
-      <w:r>
-        <w:t xml:space="preserve"> </w:t>
-      </w:r>
-      <w:proofErr w:type="spellStart"/>
-      <w:r>
-        <w:t>provided</w:t>
-      </w:r>
-      <w:proofErr w:type="spellEnd"/>
-      <w:r>
-        <w:t xml:space="preserve">. </w:t>
-      </w:r>
-      <w:r>
-        <w:t xml:space="preserve">In </w:t>
-      </w:r>
-      <w:proofErr w:type="spellStart"/>
-      <w:r>
-        <w:t>particular</w:t>
-      </w:r>
-      <w:proofErr w:type="spellEnd"/>
-      <w:r>
-        <w:t xml:space="preserve">, I </w:t>
-      </w:r>
-      <w:proofErr w:type="spellStart"/>
-      <w:r>
-        <w:t>wish</w:t>
-      </w:r>
-      <w:proofErr w:type="spellEnd"/>
-      <w:r>
-        <w:t xml:space="preserve"> </w:t>
-      </w:r>
-      <w:proofErr w:type="spellStart"/>
-      <w:r>
-        <w:t>to</w:t>
-      </w:r>
-      <w:proofErr w:type="spellEnd"/>
-      <w:r>
-        <w:t xml:space="preserve"> </w:t>
-      </w:r>
-      <w:proofErr w:type="spellStart"/>
-      <w:r>
-        <w:t>thank</w:t>
-      </w:r>
-      <w:proofErr w:type="spellEnd"/>
-      <w:r>
-        <w:t xml:space="preserve"> </w:t>
-      </w:r>
-      <w:proofErr w:type="spellStart"/>
-      <w:r>
-        <w:t>Prof</w:t>
-      </w:r>
-      <w:proofErr w:type="spellEnd"/>
-      <w:r>
-        <w:t xml:space="preserve">. Dr. </w:t>
-      </w:r>
-      <w:proofErr w:type="spellStart"/>
-      <w:r>
-        <w:t>Wolff</w:t>
-      </w:r>
-      <w:proofErr w:type="spellEnd"/>
-      <w:r>
-        <w:t xml:space="preserve"> </w:t>
-      </w:r>
-      <w:proofErr w:type="spellStart"/>
-      <w:r>
-        <w:t>and</w:t>
-      </w:r>
-      <w:proofErr w:type="spellEnd"/>
-      <w:r>
-        <w:t xml:space="preserve"> </w:t>
-      </w:r>
-      <w:proofErr w:type="spellStart"/>
-      <w:r>
-        <w:t>Prof</w:t>
-      </w:r>
-      <w:proofErr w:type="spellEnd"/>
-      <w:r>
-        <w:t xml:space="preserve">. Dr. </w:t>
-      </w:r>
-      <w:proofErr w:type="spellStart"/>
-      <w:r>
-        <w:t>Reimann</w:t>
-      </w:r>
-      <w:proofErr w:type="spellEnd"/>
-      <w:r>
-        <w:t xml:space="preserve"> </w:t>
-      </w:r>
-      <w:proofErr w:type="spellStart"/>
-      <w:r>
-        <w:t>for</w:t>
-      </w:r>
-      <w:proofErr w:type="spellEnd"/>
-      <w:r>
-        <w:t xml:space="preserve"> </w:t>
-      </w:r>
-      <w:proofErr w:type="spellStart"/>
-      <w:r>
-        <w:t>their</w:t>
-      </w:r>
-      <w:proofErr w:type="spellEnd"/>
-      <w:r>
-        <w:t xml:space="preserve"> </w:t>
-      </w:r>
-      <w:proofErr w:type="spellStart"/>
-      <w:r>
-        <w:t>expertise</w:t>
-      </w:r>
-      <w:proofErr w:type="spellEnd"/>
-      <w:r>
-        <w:t xml:space="preserve"> </w:t>
-      </w:r>
-      <w:proofErr w:type="spellStart"/>
-      <w:r>
-        <w:t>and</w:t>
-      </w:r>
-      <w:proofErr w:type="spellEnd"/>
-      <w:r>
-        <w:t xml:space="preserve"> </w:t>
-      </w:r>
-      <w:proofErr w:type="spellStart"/>
-      <w:r>
-        <w:t>continued</w:t>
-      </w:r>
-      <w:proofErr w:type="spellEnd"/>
-      <w:r>
-        <w:t xml:space="preserve"> </w:t>
-      </w:r>
-      <w:proofErr w:type="spellStart"/>
-      <w:r>
-        <w:t>encouragement</w:t>
-      </w:r>
-      <w:proofErr w:type="spellEnd"/>
-      <w:r>
-        <w:t xml:space="preserve"> </w:t>
-      </w:r>
-      <w:proofErr w:type="spellStart"/>
-      <w:r>
-        <w:t>and</w:t>
-      </w:r>
-      <w:proofErr w:type="spellEnd"/>
-      <w:r>
-        <w:t xml:space="preserve"> </w:t>
-      </w:r>
-      <w:proofErr w:type="spellStart"/>
-      <w:r>
-        <w:t>both</w:t>
-      </w:r>
-      <w:proofErr w:type="spellEnd"/>
-      <w:r>
-        <w:t xml:space="preserve"> </w:t>
-      </w:r>
-      <w:proofErr w:type="spellStart"/>
-      <w:r>
-        <w:t>online</w:t>
-      </w:r>
-      <w:proofErr w:type="spellEnd"/>
-      <w:r>
-        <w:t xml:space="preserve"> </w:t>
-      </w:r>
-      <w:proofErr w:type="spellStart"/>
-      <w:r>
-        <w:t>and</w:t>
-      </w:r>
-      <w:proofErr w:type="spellEnd"/>
-      <w:r>
-        <w:t xml:space="preserve"> </w:t>
-      </w:r>
-      <w:proofErr w:type="spellStart"/>
-      <w:r>
-        <w:t>offline</w:t>
-      </w:r>
-      <w:proofErr w:type="spellEnd"/>
-      <w:r>
-        <w:t xml:space="preserve"> </w:t>
-      </w:r>
-      <w:proofErr w:type="spellStart"/>
-      <w:r>
-        <w:t>lectures</w:t>
-      </w:r>
-      <w:proofErr w:type="spellEnd"/>
-      <w:r>
-        <w:t>.</w:t>
-      </w:r>
-    </w:p>
-    <w:p>
-      <w:pPr>
-        <w:pStyle w:val="Heading5"/>
-      </w:pPr>
-      <w:r>
-        <w:t>References</w:t>
-      </w:r>
-    </w:p>
-    <w:p/>
-    <w:p>
-      <w:pPr>
-        <w:pStyle w:val="Abstract"/>
-      </w:pPr>
-      <w:r>
-        <w:t xml:space="preserve">G. Eason, B. Noble, and I. N. Sneddon, “On certain integrals of Lipschitz-Hankel type involving products of Bessel functions,” Phil. Trans. Roy. Soc. London, vol. A247, pp. 529–551, April 1955. </w:t>
-      </w:r>
-      <w:r>
-        <w:rPr>
-          <w:i/>
-          <w:iCs/>
-        </w:rPr>
-        <w:t>(references)</w:t>
-      </w:r>
-    </w:p>
-    <w:p>
-      <w:pPr>
-        <w:pStyle w:val="references"/>
         <w:numPr>
           <w:ilvl w:val="0"/>
-          <w:numId w:val="0"/>
+          <w:numId w:val="26"/>
         </w:numPr>
-        <w:ind w:start="17.70pt"/>
-      </w:pPr>
+      </w:pPr>
+      <w:r>
+        <w:t>Perform utilizing a generative AI agent a snowballing reseach of existing literature.</w:t>
+      </w:r>
+    </w:p>
+    <w:p>
+      <w:pPr>
+        <w:pStyle w:val="BodyText"/>
+        <w:numPr>
+          <w:ilvl w:val="0"/>
+          <w:numId w:val="26"/>
+        </w:numPr>
+      </w:pPr>
+      <w:r>
+        <w:t>Synthesize what the existing literature says about the relationship inside the above mentioned triad.</w:t>
+      </w:r>
+    </w:p>
+    <w:p>
+      <w:pPr>
+        <w:pStyle w:val="BodyText"/>
+        <w:numPr>
+          <w:ilvl w:val="0"/>
+          <w:numId w:val="26"/>
+        </w:numPr>
+      </w:pPr>
+      <w:r>
+        <w:t>And identify where an independent researcher could continue his or her research to further deepen the understanding of the current narrative in the academic field.</w:t>
+      </w:r>
+    </w:p>
+    <w:p>
+      <w:pPr>
+        <w:pStyle w:val="Heading1"/>
+      </w:pPr>
+      <w:r>
+        <w:t>Existing Theories</w:t>
+      </w:r>
+    </w:p>
+    <w:p>
+      <w:pPr>
+        <w:pStyle w:val="BodyText"/>
+      </w:pPr>
+      <w:r>
+        <w:t>The f</w:t>
+      </w:r>
+      <w:r>
+        <w:t>ollowing is a brief cover up</w:t>
+      </w:r>
+      <w:r>
+        <w:rPr>
+          <w:lang w:val="en-US"/>
+        </w:rPr>
+        <w:t xml:space="preserve"> of separate concepts of </w:t>
+      </w:r>
+      <w:r>
+        <w:rPr>
+          <w:lang w:val="en-US"/>
+        </w:rPr>
+        <w:t xml:space="preserve">the </w:t>
+      </w:r>
+      <w:r>
+        <w:rPr>
+          <w:lang w:val="en-US"/>
+        </w:rPr>
+        <w:t>triad</w:t>
+      </w:r>
+      <w:r>
+        <w:rPr>
+          <w:lang w:val="en-US"/>
+        </w:rPr>
+        <w:t>, to show the components which are going to be relied upon heavily in the synthesis of results</w:t>
+      </w:r>
+      <w:r>
+        <w:rPr>
+          <w:lang w:val="en-US"/>
+        </w:rPr>
+        <w:t>:</w:t>
+      </w:r>
+      <w:r>
+        <w:t xml:space="preserve"> </w:t>
+      </w:r>
+    </w:p>
+    <w:p>
+      <w:pPr>
+        <w:pStyle w:val="Heading2"/>
+      </w:pPr>
+      <w:r>
+        <w:t>Decentralization</w:t>
+      </w:r>
+    </w:p>
+    <w:p>
+      <w:pPr>
+        <w:pStyle w:val="BodyText"/>
+      </w:pPr>
+      <w:r>
+        <w:t xml:space="preserve">In terms of management and development processes this concept usually applied in the manner of organizing the project into a DAO utilizing trustless smart-contract based agreements of distribution and redistribution of access to utilitary functions both of a project and a product under </w:t>
+      </w:r>
+      <w:r>
+        <w:lastRenderedPageBreak/>
+        <w:t>development</w:t>
+      </w:r>
+      <w:r>
+        <w:t xml:space="preserve"> Transaction cost theory</w:t>
+      </w:r>
+      <w:r>
+        <w:t xml:space="preserve"> described in [</w:t>
+      </w:r>
+      <w:r>
+        <w:t>30</w:t>
+      </w:r>
+      <w:r>
+        <w:t>] and [</w:t>
+      </w:r>
+      <w:r>
+        <w:t>31</w:t>
+      </w:r>
+      <w:r>
+        <w:t>] suggests among other ideas that the mentioned means are quickly adopted not only because of the effiency of the trustless technology, but as a consequence of trustlessness – ability not to synthesize additional processes validation mechanisms both in development and management of organizations.</w:t>
+      </w:r>
+      <w:r>
+        <w:t xml:space="preserve"> Institutional theory presented in [28] and [29] informs its reader that the decentralization tools are widely accepted by both governmental and industrial structures. And finally commons governance described in [32] put a lot of faith in the trustlessness which comes with current existing tools of decentralization.  </w:t>
+      </w:r>
+    </w:p>
+    <w:p>
+      <w:pPr>
+        <w:pStyle w:val="Heading2"/>
+      </w:pPr>
+      <w:r>
+        <w:t>D</w:t>
+      </w:r>
+      <w:r>
+        <w:t>igital Transformation</w:t>
+      </w:r>
+    </w:p>
+    <w:p>
+      <w:pPr>
+        <w:pStyle w:val="BodyText"/>
+        <w:rPr>
+          <w:lang w:val="en-US"/>
+        </w:rPr>
+      </w:pPr>
+      <w:r>
+        <w:t>This concept is fairly good covered by [33</w:t>
+      </w:r>
+      <w:r>
+        <w:rPr>
+          <w:lang w:val="en-US"/>
+        </w:rPr>
+        <w:t>] for example.</w:t>
+      </w:r>
+      <w:r>
+        <w:t xml:space="preserve"> </w:t>
+      </w:r>
+      <w:r>
+        <w:t>H</w:t>
+      </w:r>
+      <w:r>
+        <w:t xml:space="preserve">owever </w:t>
+      </w:r>
+      <w:r>
+        <w:t>it is worth mentioning that this process have changed not just tools of project development and management, but restructured how value is created, teams competed and decisions made. Namely, [34] argues that because of the process business strategy is now mixed with development strategies</w:t>
+      </w:r>
+      <w:r>
+        <w:rPr>
+          <w:lang w:val="en-US"/>
+        </w:rPr>
+        <w:t>.</w:t>
+      </w:r>
+      <w:r>
+        <w:rPr>
+          <w:lang w:val="en-US"/>
+        </w:rPr>
+        <w:t xml:space="preserve"> </w:t>
+      </w:r>
+    </w:p>
+    <w:p>
+      <w:pPr>
+        <w:pStyle w:val="Heading2"/>
+      </w:pPr>
+      <w:r>
+        <w:t>Sustainability</w:t>
+      </w:r>
+    </w:p>
+    <w:p>
+      <w:pPr>
+        <w:pStyle w:val="BodyText"/>
+      </w:pPr>
+      <w:r>
+        <w:t xml:space="preserve">Sustainability as stability and resilience in project and product development is commonly confused with sustainability in the terms of ecological concerns and green economy. But in this triad the concept is </w:t>
+      </w:r>
+      <w:r>
+        <w:t>well illustrated by the fact that many big tech companies which have a direct influence on many countries covering up most GDP on the planet have developed a habit to utilize concept of stakeholders in collaborative governance as described in [36] to achieve sustainable enterprise performance [35] long-term.</w:t>
+      </w:r>
+    </w:p>
+    <w:p>
+      <w:pPr>
+        <w:pStyle w:val="Heading1"/>
+      </w:pPr>
+      <w:r>
+        <w:t xml:space="preserve"> </w:t>
+      </w:r>
+      <w:r>
+        <w:t>Methodology</w:t>
+      </w:r>
+    </w:p>
+    <w:p>
+      <w:pPr>
+        <w:pStyle w:val="Heading2"/>
+      </w:pPr>
+      <w:r>
+        <w:t>Framing the research question</w:t>
+      </w:r>
+    </w:p>
+    <w:p>
+      <w:pPr>
+        <w:pStyle w:val="BodyText"/>
+      </w:pPr>
+      <w:r>
+        <w:t xml:space="preserve">In context of methods utilized the research question </w:t>
+      </w:r>
+      <w:r>
+        <w:t xml:space="preserve">(RQ) </w:t>
+      </w:r>
+      <w:r>
+        <w:t>is now sounding like: “</w:t>
+      </w:r>
+      <w:r>
+        <w:t xml:space="preserve">Given certain subset of starting articles and performing systematic literature review, do we have a clear view, that </w:t>
+      </w:r>
+      <w:r>
+        <w:t xml:space="preserve">new </w:t>
+      </w:r>
+      <w:r>
+        <w:t xml:space="preserve">articles found are indicating </w:t>
+      </w:r>
+      <w:r>
+        <w:t xml:space="preserve">a </w:t>
+      </w:r>
+      <w:r>
+        <w:t>shift of narrative among researchers</w:t>
+      </w:r>
+      <w:r>
+        <w:t xml:space="preserve"> towards describig </w:t>
+      </w:r>
+      <w:r>
+        <w:t xml:space="preserve">decentralization </w:t>
+      </w:r>
+      <w:r>
+        <w:t>as a key factor in digital transformation to sustain product results and their support?</w:t>
+      </w:r>
+      <w:r>
+        <w:t>”</w:t>
+      </w:r>
+    </w:p>
+    <w:p>
+      <w:pPr>
+        <w:pStyle w:val="BodyText"/>
+      </w:pPr>
+      <w:r>
+        <w:t xml:space="preserve">In other words, </w:t>
+      </w:r>
+      <w:r>
+        <w:t>no hypothesis’ tested. Only field mapping.</w:t>
+      </w:r>
+    </w:p>
+    <w:p>
+      <w:pPr>
+        <w:pStyle w:val="Heading2"/>
+      </w:pPr>
+      <w:r>
+        <w:t>Applied research method</w:t>
+      </w:r>
+    </w:p>
+    <w:p>
+      <w:pPr>
+        <w:pStyle w:val="BodyText"/>
+      </w:pPr>
+      <w:r>
+        <w:t>For this systematic literature review (SLR) a snowballing method [37] was performed. Main reason for this method in favor is that since the RQ is more about finding trends and leads for further research, the citations are considered more useful information, rather than chosen terminology. As if it was in keywords based database search and classificaiton.</w:t>
+      </w:r>
+    </w:p>
+    <w:p>
+      <w:pPr>
+        <w:pStyle w:val="BodyText"/>
+      </w:pPr>
+      <w:r>
+        <w:t>Primary constraints for SLR</w:t>
+      </w:r>
+      <w:r>
+        <w:t xml:space="preserve"> (Inclusion/Exclusion logic)</w:t>
+      </w:r>
+      <w:r>
+        <w:t>:</w:t>
+      </w:r>
+    </w:p>
+    <w:p>
+      <w:pPr>
+        <w:pStyle w:val="BodyText"/>
+        <w:numPr>
+          <w:ilvl w:val="0"/>
+          <w:numId w:val="27"/>
+        </w:numPr>
+      </w:pPr>
+      <w:r>
+        <w:t xml:space="preserve">The journals must be peer-reviewed or </w:t>
+      </w:r>
+      <w:r>
+        <w:t>subjectively high relevance.</w:t>
+      </w:r>
+    </w:p>
+    <w:p>
+      <w:pPr>
+        <w:pStyle w:val="BodyText"/>
+        <w:numPr>
+          <w:ilvl w:val="0"/>
+          <w:numId w:val="27"/>
+        </w:numPr>
+      </w:pPr>
+      <w:r>
+        <w:t>Language: only English.</w:t>
+      </w:r>
+    </w:p>
+    <w:p>
+      <w:pPr>
+        <w:pStyle w:val="BodyText"/>
+        <w:numPr>
+          <w:ilvl w:val="0"/>
+          <w:numId w:val="27"/>
+        </w:numPr>
+      </w:pPr>
+      <w:r>
+        <w:t>Published after 2015, because at the eve and after DeFi summer (boom of Decentralized Finance projects) there have been produced a lot of subjectively meaningful material to research.</w:t>
+      </w:r>
+    </w:p>
+    <w:p>
+      <w:pPr>
+        <w:pStyle w:val="BodyText"/>
+        <w:numPr>
+          <w:ilvl w:val="0"/>
+          <w:numId w:val="27"/>
+        </w:numPr>
+      </w:pPr>
+      <w:r>
+        <w:t>Sustainability interpreted as stability or resilience, rather than ecological feature (mining concerns, prices of video processors spikes, etc.).</w:t>
+      </w:r>
+    </w:p>
+    <w:p>
+      <w:pPr>
+        <w:pStyle w:val="BodyText"/>
+        <w:numPr>
+          <w:ilvl w:val="0"/>
+          <w:numId w:val="27"/>
+        </w:numPr>
+      </w:pPr>
+      <w:r>
+        <w:t>Addressing at least two concepts of triad.</w:t>
+      </w:r>
+    </w:p>
+    <w:p>
+      <w:pPr>
+        <w:pStyle w:val="Heading5"/>
+      </w:pPr>
+      <w:r>
+        <w:t>Acknowledgment</w:t>
+      </w:r>
+    </w:p>
+    <w:p>
+      <w:pPr>
+        <w:pStyle w:val="BodyText"/>
+      </w:pPr>
+      <w:r>
+        <w:t xml:space="preserve">I would like to express my gratitude towards the Faculty of Computer Science at Fachhochschule Dortmund for the support and guidance provided. In particular, I wish to thank Prof. Dr. Wolff and Prof. Dr. Reimann for their expertise and continued encouragement </w:t>
+      </w:r>
+      <w:r>
+        <w:t>in</w:t>
+      </w:r>
+      <w:r>
+        <w:t xml:space="preserve"> both online and offline lectures.</w:t>
+      </w:r>
+    </w:p>
+    <w:p>
+      <w:pPr>
+        <w:pStyle w:val="Heading5"/>
+      </w:pPr>
+      <w:r>
+        <w:t>References</w:t>
+      </w:r>
+    </w:p>
+    <w:p/>
+    <w:p>
+      <w:pPr>
+        <w:pStyle w:val="references"/>
+      </w:pPr>
+      <w:r>
+        <w:t>Attah, Garba, Gil-Ozoudeh, and Iwuanyanwu, "Digital transformation in the energy sector: Comprehensive review of sustainability impacts and economic benefits," Int. J. Adv. Econ., vol. 6, no. 12, 2024. DOI: 10.51594/ijae.v6i12.1751</w:t>
+      </w:r>
+    </w:p>
+    <w:p>
+      <w:pPr>
+        <w:pStyle w:val="references"/>
+      </w:pPr>
+      <w:r>
+        <w:t>Attah, Matthew, Garba, Gil-Ozoudeh, and Iwuanyanwu, "Strategic frameworks for digital transformation across logistics and energy sectors: Bridging technology with business strategy," Open Access Res. J. Sci. Technol., vol. 12, no. 2, 2024. DOI: 10.53022/oarjst.2024.12.2.0142</w:t>
+      </w:r>
+    </w:p>
+    <w:p>
+      <w:pPr>
+        <w:pStyle w:val="references"/>
+      </w:pPr>
+      <w:r>
+        <w:t>Du and Qu, "Is digital transformation a burden or a help? From the perspective of enterprise sustainable development," Sustainability, vol. 16, no. 3, p. 980, 2024. DOI: 10.3390/su16030980</w:t>
+      </w:r>
+    </w:p>
+    <w:p>
+      <w:pPr>
+        <w:pStyle w:val="references"/>
+      </w:pPr>
+      <w:r>
+        <w:t>Menichini, Salierno, and Strollo, "Digital transformation in the agri-food sector: A comparative analysis of industry 4.0 innovations by Italian sustainability leaders," in Proc. ECMLG, vol. 20, no. 1, 2024. DOI: 10.34190/ecmlg.20.1.3058</w:t>
+      </w:r>
+    </w:p>
+    <w:p>
+      <w:pPr>
+        <w:pStyle w:val="references"/>
+      </w:pPr>
+      <w:r>
+        <w:t>Spigarelli, Compagnucci, and Lepore, "Blockchain unlocking collaborative opportunities for environmental sustainability through innovation intermediaries," J. Technol. Transf., 2024. DOI: 10.1007/s10961-024-10106-5</w:t>
+      </w:r>
+    </w:p>
+    <w:p>
+      <w:pPr>
+        <w:pStyle w:val="references"/>
+      </w:pPr>
+      <w:r>
+        <w:t>Vrabie, "E-government 3.0: An AI model to use for enhanced local democracies," Sustainability, vol. 15, no. 12, p. 9572, 2023. DOI: 10.3390/su15129572</w:t>
+      </w:r>
+    </w:p>
+    <w:p>
+      <w:pPr>
+        <w:pStyle w:val="references"/>
+      </w:pPr>
+      <w:r>
+        <w:t>Bumblauskas, Mann, Dugan, and Rittmer, "A blockchain use case in food distribution: Do you know where your food has been?" Int. J. Inf. Manage., vol. 52, 2020. DOI: 10.1016/j.ijinfomgt.2019.09.004</w:t>
+      </w:r>
+    </w:p>
+    <w:p>
+      <w:pPr>
+        <w:pStyle w:val="references"/>
+      </w:pPr>
+      <w:r>
+        <w:t>Chiarini and Compagnucci, "Blockchain, data protection and P2P energy trading: A review on legal and economic challenges," Sustainability, vol. 14, no. 23, p. 16305, 2022. DOI: 10.3390/su142316305</w:t>
+      </w:r>
+    </w:p>
+    <w:p>
+      <w:pPr>
+        <w:pStyle w:val="references"/>
+      </w:pPr>
+      <w:r>
+        <w:t>Esmaeilian, Sarkis, Lewis, and Behdad, "Blockchain for the future of sustainable supply chain management in industry 4.0," Resour. Conserv. Recycl., vol. 163, p. 105064, 2020. DOI: 10.1016/j.resconrec.2020.105064</w:t>
+      </w:r>
+    </w:p>
+    <w:p>
+      <w:pPr>
+        <w:pStyle w:val="references"/>
+      </w:pPr>
+      <w:r>
+        <w:t>Fisch, Meoli, and Vismara, "Does blockchain technology democratize entrepreneurial finance? An empirical comparison of ICOs, venture capital, and REITs," Econ. Innov. New Technol., vol. 31, no. 3, 2022. DOI: 10.1080/10438599.2020.1843991</w:t>
+      </w:r>
+    </w:p>
+    <w:p>
+      <w:pPr>
+        <w:pStyle w:val="references"/>
+      </w:pPr>
+      <w:r>
+        <w:t>Khan, Godil, Jabbour et al., "Green data analytics, blockchain technology for sustainable development, and sustainable supply chain practices: Evidence from small and medium enterprises," Ann. Oper. Res., 2021. DOI: 10.1007/s10479-021-04275-x</w:t>
+      </w:r>
+    </w:p>
+    <w:p>
+      <w:pPr>
+        <w:pStyle w:val="references"/>
+      </w:pPr>
+      <w:r>
+        <w:t>Munir, Habib, Hussain et al., "Blockchain adoption for sustainable supply chain management: Economic, environmental, and social perspectives," Front. Energy Res., vol. 10, p. 899632, 2022. DOI: 10.3389/fenrg.2022.899632</w:t>
+      </w:r>
+    </w:p>
+    <w:p>
+      <w:pPr>
+        <w:pStyle w:val="references"/>
+      </w:pPr>
+      <w:r>
+        <w:t>Ølnes, "Beyond bitcoin enabling smart government using blockchain technology," in Electronic Government, EGOV 2016, Springer, 2016. DOI: 10.1007/978-3-319-44421-5_20</w:t>
+      </w:r>
+    </w:p>
+    <w:p>
+      <w:pPr>
+        <w:pStyle w:val="references"/>
+      </w:pPr>
+      <w:r>
+        <w:t>Pólvora, Nascimento, Lourenço, and Scapolo, "Blockchain for industrial transformations: A forward-looking approach with multi-stakeholder engagement for policy advice," Technol. Forecast. Soc. Change, vol. 162, p. 120091, 2020. DOI: 10.1016/j.techfore.2020.120091</w:t>
+      </w:r>
+    </w:p>
+    <w:p>
+      <w:pPr>
+        <w:pStyle w:val="references"/>
+      </w:pPr>
+      <w:r>
+        <w:t>Rawhouser, Vismara, and Kshetri, "Blockchain and vulnerable entrepreneurial ecosystems," Entrep. Reg. Dev., vol. 36, no. 1–2, 2024. DOI: 10.1080/08985626.2022.2162979</w:t>
+      </w:r>
+    </w:p>
+    <w:p>
+      <w:pPr>
+        <w:pStyle w:val="references"/>
+      </w:pPr>
+      <w:r>
+        <w:lastRenderedPageBreak/>
+        <w:t>Ronaghi and Mosakhani, "The effects of blockchain technology adoption on business ethics and social sustainability: Evidence from the Middle East," Environ. Dev. Sustain., vol. 24, 2022. DOI: 10.1007/s10668-021-01729-x</w:t>
+      </w:r>
+    </w:p>
+    <w:p>
+      <w:pPr>
+        <w:pStyle w:val="references"/>
+      </w:pPr>
+      <w:r>
+        <w:t>Thakur, Doja, Dwivedi, Ahmad, and Khadanga, "Land records on blockchain for implementation of land titling in India," Int. J. Inf. Manage., vol. 52, 2020. DOI: 10.1016/j.ijinfomgt.2019.04.013</w:t>
+      </w:r>
+    </w:p>
+    <w:p>
+      <w:pPr>
+        <w:pStyle w:val="references"/>
+      </w:pPr>
+      <w:r>
+        <w:t>Terzi, Votis, Tzovaras, Stamelos, and Cooper, "Blockchain 3.0 smart contracts in e-government 3.0 applications," arXiv, 2019. [Online]. Available: https://arxiv.org/abs/1910.06092</w:t>
+      </w:r>
+    </w:p>
+    <w:p>
+      <w:pPr>
+        <w:pStyle w:val="references"/>
+      </w:pPr>
+      <w:r>
+        <w:t>Lee, "New kids on the blockchain: How bitcoin's technology could reinvent the stock market," Hastings Bus. Law J., 2016. DOI: 10.2139/ssrn.2656501</w:t>
+      </w:r>
+    </w:p>
+    <w:p>
+      <w:pPr>
+        <w:pStyle w:val="references"/>
+      </w:pPr>
+      <w:r>
+        <w:t>Al Shanti and Elessa, "The impact of digital transformation towards blockchain technology application in banks to improve accounting information quality and corporate governance effectiveness," Cogent Econ. Finance, vol. 11, no. 1, 2023. DOI: 10.1080/23322039.2022.2161773</w:t>
+      </w:r>
+    </w:p>
+    <w:p>
+      <w:pPr>
+        <w:pStyle w:val="references"/>
+      </w:pPr>
+      <w:r>
+        <w:t>Sun, Shahzad, and Razzaq, "Sustainable organizational performance through blockchain technology adoption and knowledge management in China," J. Innov. Knowl., vol. 7, no. 3, p. 100247, 2022. DOI: 10.1016/j.jik.2022.100247</w:t>
+      </w:r>
+    </w:p>
+    <w:p>
+      <w:pPr>
+        <w:pStyle w:val="references"/>
+      </w:pPr>
+      <w:r>
+        <w:t>Varriale, Cammarano, Michelino, and Caputo, "The unknown potential of blockchain for sustainable supply chains," Sustainability, vol. 12, no. 22, p. 9400, 2020. DOI: 10.3390/su12229400</w:t>
+      </w:r>
+    </w:p>
+    <w:p>
+      <w:pPr>
+        <w:pStyle w:val="references"/>
+      </w:pPr>
+      <w:r>
+        <w:t>Akter et al., "Transforming business using digital innovations: The application of AI, blockchain, cloud and data analytics," Ann. Oper. Res., vol. 308, 2022. DOI: 10.1007/s10479-020-03620-w</w:t>
+      </w:r>
+    </w:p>
+    <w:p>
+      <w:pPr>
+        <w:pStyle w:val="references"/>
+      </w:pPr>
+      <w:r>
+        <w:t>Merrell, "Blockchain for decentralised rural development and governance," Blockchain Res. Appl., vol. 3, no. 3, p. 100086, 2022. DOI: 10.1016/j.bcra.2022.100086</w:t>
+      </w:r>
+    </w:p>
+    <w:p>
+      <w:pPr>
+        <w:pStyle w:val="references"/>
+      </w:pPr>
+      <w:r>
+        <w:t>Ivaninskiy, Ivashkovskaya, and McCahery, "Does digitalization mitigate or intensify the principal-agent conflict in a firm?" J. Manage. Gov., vol. 27, 2023. DOI: 10.1007/s10997-021-09584-8</w:t>
+      </w:r>
+    </w:p>
+    <w:p>
+      <w:pPr>
+        <w:pStyle w:val="references"/>
+      </w:pPr>
+      <w:r>
+        <w:t>Rainero and Modarelli, "Blockchain informative infrastructure: A conceptual reflection on public administrative procedures and a citizen-</w:t>
+      </w:r>
+      <w:r>
+        <w:t>centred view," Inf. Technol. People, vol. 35, no. 1, 2021. DOI: 10.1108/ITP-05-2020-0343</w:t>
+      </w:r>
+    </w:p>
+    <w:p>
+      <w:pPr>
+        <w:pStyle w:val="references"/>
+      </w:pPr>
+      <w:r>
+        <w:rPr>
+          <w:lang w:val="de-DE"/>
+        </w:rPr>
+        <w:t>Oleg Bedrin</w:t>
+      </w:r>
+      <w:r>
+        <w:rPr>
+          <w:lang w:val="de-DE"/>
+        </w:rPr>
+        <w:t>, "</w:t>
+      </w:r>
+      <w:r>
+        <w:rPr>
+          <w:lang w:val="de-DE"/>
+        </w:rPr>
+        <w:t>bedrin-snowballing</w:t>
+      </w:r>
+      <w:r>
+        <w:rPr>
+          <w:lang w:val="de-DE"/>
+        </w:rPr>
+        <w:t xml:space="preserve">" GitHub. </w:t>
+      </w:r>
+      <w:r>
+        <w:t xml:space="preserve">[Online]. Available: </w:t>
+      </w:r>
+      <w:hyperlink r:id="rId9" w:history="1">
+        <w:r>
+          <w:rPr>
+            <w:rStyle w:val="Hyperlink"/>
+          </w:rPr>
+          <w:t>https://github.com/GoldenSylph/bedrin-snowballing</w:t>
+        </w:r>
+      </w:hyperlink>
+    </w:p>
+    <w:p>
+      <w:pPr>
+        <w:pStyle w:val="references"/>
+      </w:pPr>
+      <w:r>
+        <w:t>P. J. DiMaggio and W. W. Powell, "The iron cage revisited: Institutional isomorphism and collective rationality in organizational fields," Am. Sociol. Rev., vol. 48, no. 2, pp. 147–160, 1983.</w:t>
+      </w:r>
+    </w:p>
+    <w:p>
+      <w:pPr>
+        <w:pStyle w:val="references"/>
+      </w:pPr>
+      <w:r>
+        <w:t>J. W. Meyer and B. Rowan, "Institutionalized organizations: Formal structure as myth and ceremony," Am. J. Sociol., vol. 83, no. 2, pp. 340–363, 1977.</w:t>
+      </w:r>
+    </w:p>
+    <w:p>
+      <w:pPr>
+        <w:pStyle w:val="references"/>
+      </w:pPr>
+      <w:r>
+        <w:t>R. H. Coase, "The nature of the firm," Economica, vol. 4, no. 16, pp. 386–405, Nov. 1937. DOI: 10.1111/j.1468-0335.1937.tb00002.x</w:t>
+      </w:r>
+    </w:p>
+    <w:p>
+      <w:pPr>
+        <w:pStyle w:val="references"/>
+      </w:pPr>
+      <w:r>
+        <w:t>O. E. Williamson, The Economic Institutions of Capitalism: Firms, Markets, Relational Contracting. New York: Free Press, 1985.</w:t>
+      </w:r>
+    </w:p>
+    <w:p>
+      <w:pPr>
+        <w:pStyle w:val="references"/>
+      </w:pPr>
+      <w:r>
+        <w:t>E. Ostrom, Governing the Commons: The Evolution of Institutions for Collective Action. Cambridge: Cambridge University Press, 1990.</w:t>
+      </w:r>
+    </w:p>
+    <w:p>
+      <w:pPr>
+        <w:pStyle w:val="references"/>
+      </w:pPr>
+      <w:r>
+        <w:t xml:space="preserve">G. Vial, "Understanding digital transformation: A review and a research agenda," </w:t>
+      </w:r>
+      <w:r>
+        <w:rPr>
+          <w:i/>
+          <w:iCs/>
+        </w:rPr>
+        <w:t>J. Strategic Inf. Syst.</w:t>
+      </w:r>
+      <w:r>
+        <w:t>, vol. 28, no. 2, pp. 118–144, 2019. DOI: 10.1016/j.jsis.2019.01.003</w:t>
+      </w:r>
+    </w:p>
+    <w:p>
+      <w:pPr>
+        <w:pStyle w:val="references"/>
+      </w:pPr>
+      <w:r>
+        <w:t>D.J.Teece, G. Pisano, and A. Shuen, "Dynamic capabilities and strategic management," Strategic Manage. J., vol. 18, no. 7, pp. 509–533, 1997. DOI: 10.1002/(SICI)1097-0266(199708)18:7&lt;509::AID-SMJ882&gt;3.0.CO;2-Z</w:t>
+      </w:r>
+    </w:p>
+    <w:p>
+      <w:pPr>
+        <w:pStyle w:val="references"/>
+      </w:pPr>
+      <w:r>
+        <w:t>D. J. Teece, "Explicating dynamic capabilities: The nature and microfoundations of (sustainable) enterprise performance," Strategic Manage. J., vol. 28, no. 13, pp. 1319–1350, 2007. DOI: 10.1002/smj.640</w:t>
+      </w:r>
+    </w:p>
+    <w:p>
+      <w:pPr>
+        <w:pStyle w:val="references"/>
+      </w:pPr>
+      <w:r>
+        <w:t>C. Ansell and A. Gash, "Collaborative governance in theory and practice," J. Public Admin. Res. Theory, vol. 18, no. 4, pp. 543–571, 2008. DOI: 10.1093/jopart/mum032</w:t>
+      </w:r>
+    </w:p>
+    <w:p>
+      <w:pPr>
+        <w:pStyle w:val="references"/>
+      </w:pPr>
+      <w:r>
+        <w:t>C. Wohlin, "Guidelines for snowballing in systematic literature studies and a replication in software engineering," in Proc. 18th Int. Conf. Evaluation Assessment Softw. Eng. (EASE '14), London, UK, 2014, pp. 1–10. DOI: 10.1145/2601248.2601268</w:t>
+      </w:r>
     </w:p>
     <w:p>
       <w:pPr>
@@ -1819,7 +2040,6 @@
         </w:numPr>
         <w:spacing w:line="12pt" w:lineRule="auto"/>
         <w:ind w:start="18pt" w:hanging="18pt"/>
-        <w:jc w:val="center"/>
         <w:rPr>
           <w:rFonts w:eastAsia="SimSun"/>
           <w:b/>
@@ -1839,13 +2059,7 @@
         </w:sectPr>
       </w:pPr>
     </w:p>
-    <w:p>
-      <w:pPr>
-        <w:rPr>
-          <w:lang w:val="x-none"/>
-        </w:rPr>
-      </w:pPr>
-    </w:p>
+    <w:p/>
     <w:sectPr>
       <w:type w:val="continuous"/>
       <w:pgSz w:w="595.30pt" w:h="841.90pt" w:code="9"/>
@@ -2634,6 +2848,119 @@
     </w:lvl>
   </w:abstractNum>
   <w:abstractNum w:abstractNumId="14" w15:restartNumberingAfterBreak="0">
+    <w:nsid w:val="31D56722"/>
+    <w:multiLevelType w:val="hybridMultilevel"/>
+    <w:tmpl w:val="84D437C8"/>
+    <w:lvl w:ilvl="0" w:tplc="04190001">
+      <w:start w:val="1"/>
+      <w:numFmt w:val="bullet"/>
+      <w:lvlText w:val=""/>
+      <w:lvlJc w:val="start"/>
+      <w:pPr>
+        <w:ind w:start="32.40pt" w:hanging="18pt"/>
+      </w:pPr>
+      <w:rPr>
+        <w:rFonts w:ascii="Symbol" w:hAnsi="Symbol" w:hint="default"/>
+      </w:rPr>
+    </w:lvl>
+    <w:lvl w:ilvl="1" w:tplc="04190003" w:tentative="1">
+      <w:start w:val="1"/>
+      <w:numFmt w:val="bullet"/>
+      <w:lvlText w:val="o"/>
+      <w:lvlJc w:val="start"/>
+      <w:pPr>
+        <w:ind w:start="68.40pt" w:hanging="18pt"/>
+      </w:pPr>
+      <w:rPr>
+        <w:rFonts w:ascii="Courier New" w:hAnsi="Courier New" w:cs="Courier New" w:hint="default"/>
+      </w:rPr>
+    </w:lvl>
+    <w:lvl w:ilvl="2" w:tplc="04190005" w:tentative="1">
+      <w:start w:val="1"/>
+      <w:numFmt w:val="bullet"/>
+      <w:lvlText w:val=""/>
+      <w:lvlJc w:val="start"/>
+      <w:pPr>
+        <w:ind w:start="104.40pt" w:hanging="18pt"/>
+      </w:pPr>
+      <w:rPr>
+        <w:rFonts w:ascii="Wingdings" w:hAnsi="Wingdings" w:hint="default"/>
+      </w:rPr>
+    </w:lvl>
+    <w:lvl w:ilvl="3" w:tplc="04190001" w:tentative="1">
+      <w:start w:val="1"/>
+      <w:numFmt w:val="bullet"/>
+      <w:lvlText w:val=""/>
+      <w:lvlJc w:val="start"/>
+      <w:pPr>
+        <w:ind w:start="140.40pt" w:hanging="18pt"/>
+      </w:pPr>
+      <w:rPr>
+        <w:rFonts w:ascii="Symbol" w:hAnsi="Symbol" w:hint="default"/>
+      </w:rPr>
+    </w:lvl>
+    <w:lvl w:ilvl="4" w:tplc="04190003" w:tentative="1">
+      <w:start w:val="1"/>
+      <w:numFmt w:val="bullet"/>
+      <w:lvlText w:val="o"/>
+      <w:lvlJc w:val="start"/>
+      <w:pPr>
+        <w:ind w:start="176.40pt" w:hanging="18pt"/>
+      </w:pPr>
+      <w:rPr>
+        <w:rFonts w:ascii="Courier New" w:hAnsi="Courier New" w:cs="Courier New" w:hint="default"/>
+      </w:rPr>
+    </w:lvl>
+    <w:lvl w:ilvl="5" w:tplc="04190005" w:tentative="1">
+      <w:start w:val="1"/>
+      <w:numFmt w:val="bullet"/>
+      <w:lvlText w:val=""/>
+      <w:lvlJc w:val="start"/>
+      <w:pPr>
+        <w:ind w:start="212.40pt" w:hanging="18pt"/>
+      </w:pPr>
+      <w:rPr>
+        <w:rFonts w:ascii="Wingdings" w:hAnsi="Wingdings" w:hint="default"/>
+      </w:rPr>
+    </w:lvl>
+    <w:lvl w:ilvl="6" w:tplc="04190001" w:tentative="1">
+      <w:start w:val="1"/>
+      <w:numFmt w:val="bullet"/>
+      <w:lvlText w:val=""/>
+      <w:lvlJc w:val="start"/>
+      <w:pPr>
+        <w:ind w:start="248.40pt" w:hanging="18pt"/>
+      </w:pPr>
+      <w:rPr>
+        <w:rFonts w:ascii="Symbol" w:hAnsi="Symbol" w:hint="default"/>
+      </w:rPr>
+    </w:lvl>
+    <w:lvl w:ilvl="7" w:tplc="04190003" w:tentative="1">
+      <w:start w:val="1"/>
+      <w:numFmt w:val="bullet"/>
+      <w:lvlText w:val="o"/>
+      <w:lvlJc w:val="start"/>
+      <w:pPr>
+        <w:ind w:start="284.40pt" w:hanging="18pt"/>
+      </w:pPr>
+      <w:rPr>
+        <w:rFonts w:ascii="Courier New" w:hAnsi="Courier New" w:cs="Courier New" w:hint="default"/>
+      </w:rPr>
+    </w:lvl>
+    <w:lvl w:ilvl="8" w:tplc="04190005" w:tentative="1">
+      <w:start w:val="1"/>
+      <w:numFmt w:val="bullet"/>
+      <w:lvlText w:val=""/>
+      <w:lvlJc w:val="start"/>
+      <w:pPr>
+        <w:ind w:start="320.40pt" w:hanging="18pt"/>
+      </w:pPr>
+      <w:rPr>
+        <w:rFonts w:ascii="Wingdings" w:hAnsi="Wingdings" w:hint="default"/>
+      </w:rPr>
+    </w:lvl>
+  </w:abstractNum>
+  <w:abstractNum w:abstractNumId="15" w15:restartNumberingAfterBreak="0">
     <w:nsid w:val="37660336"/>
     <w:multiLevelType w:val="hybridMultilevel"/>
     <w:tmpl w:val="754EAC84"/>
@@ -2774,7 +3101,7 @@
       </w:rPr>
     </w:lvl>
   </w:abstractNum>
-  <w:abstractNum w:abstractNumId="15" w15:restartNumberingAfterBreak="0">
+  <w:abstractNum w:abstractNumId="16" w15:restartNumberingAfterBreak="0">
     <w:nsid w:val="39E54FC6"/>
     <w:multiLevelType w:val="singleLevel"/>
     <w:tmpl w:val="5B7288D4"/>
@@ -2794,7 +3121,7 @@
       </w:rPr>
     </w:lvl>
   </w:abstractNum>
-  <w:abstractNum w:abstractNumId="16" w15:restartNumberingAfterBreak="0">
+  <w:abstractNum w:abstractNumId="17" w15:restartNumberingAfterBreak="0">
     <w:nsid w:val="4189603E"/>
     <w:multiLevelType w:val="multilevel"/>
     <w:tmpl w:val="0AB06E12"/>
@@ -3001,7 +3328,7 @@
       </w:rPr>
     </w:lvl>
   </w:abstractNum>
-  <w:abstractNum w:abstractNumId="17" w15:restartNumberingAfterBreak="0">
+  <w:abstractNum w:abstractNumId="18" w15:restartNumberingAfterBreak="0">
     <w:nsid w:val="493C3F76"/>
     <w:multiLevelType w:val="hybridMultilevel"/>
     <w:tmpl w:val="9A9E418C"/>
@@ -3112,7 +3439,7 @@
       </w:pPr>
     </w:lvl>
   </w:abstractNum>
-  <w:abstractNum w:abstractNumId="18" w15:restartNumberingAfterBreak="0">
+  <w:abstractNum w:abstractNumId="19" w15:restartNumberingAfterBreak="0">
     <w:nsid w:val="52CA544A"/>
     <w:multiLevelType w:val="singleLevel"/>
     <w:tmpl w:val="AED6D67E"/>
@@ -3139,7 +3466,7 @@
       </w:rPr>
     </w:lvl>
   </w:abstractNum>
-  <w:abstractNum w:abstractNumId="19" w15:restartNumberingAfterBreak="0">
+  <w:abstractNum w:abstractNumId="20" w15:restartNumberingAfterBreak="0">
     <w:nsid w:val="6C402C58"/>
     <w:multiLevelType w:val="hybridMultilevel"/>
     <w:tmpl w:val="9A1CA078"/>
@@ -3284,7 +3611,7 @@
       </w:rPr>
     </w:lvl>
   </w:abstractNum>
-  <w:abstractNum w:abstractNumId="20" w15:restartNumberingAfterBreak="0">
+  <w:abstractNum w:abstractNumId="21" w15:restartNumberingAfterBreak="0">
     <w:nsid w:val="6CD32DA8"/>
     <w:multiLevelType w:val="singleLevel"/>
     <w:tmpl w:val="166470C2"/>
@@ -3310,35 +3637,121 @@
       </w:rPr>
     </w:lvl>
   </w:abstractNum>
+  <w:abstractNum w:abstractNumId="22" w15:restartNumberingAfterBreak="0">
+    <w:nsid w:val="7F3733E4"/>
+    <w:multiLevelType w:val="hybridMultilevel"/>
+    <w:tmpl w:val="CD3637B0"/>
+    <w:lvl w:ilvl="0" w:tplc="0419000F">
+      <w:start w:val="1"/>
+      <w:numFmt w:val="decimal"/>
+      <w:lvlText w:val="%1."/>
+      <w:lvlJc w:val="start"/>
+      <w:pPr>
+        <w:ind w:start="32.40pt" w:hanging="18pt"/>
+      </w:pPr>
+    </w:lvl>
+    <w:lvl w:ilvl="1" w:tplc="04190019" w:tentative="1">
+      <w:start w:val="1"/>
+      <w:numFmt w:val="lowerLetter"/>
+      <w:lvlText w:val="%2."/>
+      <w:lvlJc w:val="start"/>
+      <w:pPr>
+        <w:ind w:start="68.40pt" w:hanging="18pt"/>
+      </w:pPr>
+    </w:lvl>
+    <w:lvl w:ilvl="2" w:tplc="0419001B" w:tentative="1">
+      <w:start w:val="1"/>
+      <w:numFmt w:val="lowerRoman"/>
+      <w:lvlText w:val="%3."/>
+      <w:lvlJc w:val="end"/>
+      <w:pPr>
+        <w:ind w:start="104.40pt" w:hanging="9pt"/>
+      </w:pPr>
+    </w:lvl>
+    <w:lvl w:ilvl="3" w:tplc="0419000F" w:tentative="1">
+      <w:start w:val="1"/>
+      <w:numFmt w:val="decimal"/>
+      <w:lvlText w:val="%4."/>
+      <w:lvlJc w:val="start"/>
+      <w:pPr>
+        <w:ind w:start="140.40pt" w:hanging="18pt"/>
+      </w:pPr>
+    </w:lvl>
+    <w:lvl w:ilvl="4" w:tplc="04190019" w:tentative="1">
+      <w:start w:val="1"/>
+      <w:numFmt w:val="lowerLetter"/>
+      <w:lvlText w:val="%5."/>
+      <w:lvlJc w:val="start"/>
+      <w:pPr>
+        <w:ind w:start="176.40pt" w:hanging="18pt"/>
+      </w:pPr>
+    </w:lvl>
+    <w:lvl w:ilvl="5" w:tplc="0419001B" w:tentative="1">
+      <w:start w:val="1"/>
+      <w:numFmt w:val="lowerRoman"/>
+      <w:lvlText w:val="%6."/>
+      <w:lvlJc w:val="end"/>
+      <w:pPr>
+        <w:ind w:start="212.40pt" w:hanging="9pt"/>
+      </w:pPr>
+    </w:lvl>
+    <w:lvl w:ilvl="6" w:tplc="0419000F" w:tentative="1">
+      <w:start w:val="1"/>
+      <w:numFmt w:val="decimal"/>
+      <w:lvlText w:val="%7."/>
+      <w:lvlJc w:val="start"/>
+      <w:pPr>
+        <w:ind w:start="248.40pt" w:hanging="18pt"/>
+      </w:pPr>
+    </w:lvl>
+    <w:lvl w:ilvl="7" w:tplc="04190019" w:tentative="1">
+      <w:start w:val="1"/>
+      <w:numFmt w:val="lowerLetter"/>
+      <w:lvlText w:val="%8."/>
+      <w:lvlJc w:val="start"/>
+      <w:pPr>
+        <w:ind w:start="284.40pt" w:hanging="18pt"/>
+      </w:pPr>
+    </w:lvl>
+    <w:lvl w:ilvl="8" w:tplc="0419001B" w:tentative="1">
+      <w:start w:val="1"/>
+      <w:numFmt w:val="lowerRoman"/>
+      <w:lvlText w:val="%9."/>
+      <w:lvlJc w:val="end"/>
+      <w:pPr>
+        <w:ind w:start="320.40pt" w:hanging="9pt"/>
+      </w:pPr>
+    </w:lvl>
+  </w:abstractNum>
   <w:num w:numId="1" w16cid:durableId="1369909383">
-    <w:abstractNumId w:val="14"/>
+    <w:abstractNumId w:val="15"/>
   </w:num>
   <w:num w:numId="2" w16cid:durableId="568543031">
-    <w:abstractNumId w:val="19"/>
+    <w:abstractNumId w:val="20"/>
   </w:num>
   <w:num w:numId="3" w16cid:durableId="1207790780">
     <w:abstractNumId w:val="13"/>
   </w:num>
   <w:num w:numId="4" w16cid:durableId="629168631">
-    <w:abstractNumId w:val="16"/>
+    <w:abstractNumId w:val="17"/>
   </w:num>
   <w:num w:numId="5" w16cid:durableId="1032806882">
-    <w:abstractNumId w:val="16"/>
+    <w:abstractNumId w:val="17"/>
   </w:num>
   <w:num w:numId="6" w16cid:durableId="1614826021">
-    <w:abstractNumId w:val="16"/>
+    <w:abstractNumId w:val="17"/>
   </w:num>
   <w:num w:numId="7" w16cid:durableId="1871990542">
-    <w:abstractNumId w:val="16"/>
+    <w:abstractNumId w:val="17"/>
   </w:num>
   <w:num w:numId="8" w16cid:durableId="2088458160">
-    <w:abstractNumId w:val="18"/>
+    <w:abstractNumId w:val="19"/>
   </w:num>
   <w:num w:numId="9" w16cid:durableId="231694775">
-    <w:abstractNumId w:val="20"/>
+    <w:abstractNumId w:val="21"/>
   </w:num>
   <w:num w:numId="10" w16cid:durableId="2126189682">
-    <w:abstractNumId w:val="15"/>
+    <w:abstractNumId w:val="16"/>
   </w:num>
   <w:num w:numId="11" w16cid:durableId="771515552">
     <w:abstractNumId w:val="12"/>
@@ -3380,7 +3793,25 @@
     <w:abstractNumId w:val="1"/>
   </w:num>
   <w:num w:numId="24" w16cid:durableId="276639338">
-    <w:abstractNumId w:val="17"/>
+    <w:abstractNumId w:val="18"/>
+  </w:num>
+  <w:num w:numId="25" w16cid:durableId="321272675">
+    <w:abstractNumId w:val="15"/>
+    <w:lvlOverride w:ilvl="0"/>
+    <w:lvlOverride w:ilvl="1"/>
+    <w:lvlOverride w:ilvl="2"/>
+    <w:lvlOverride w:ilvl="3"/>
+    <w:lvlOverride w:ilvl="4"/>
+    <w:lvlOverride w:ilvl="5"/>
+    <w:lvlOverride w:ilvl="6"/>
+    <w:lvlOverride w:ilvl="7"/>
+    <w:lvlOverride w:ilvl="8"/>
+  </w:num>
+  <w:num w:numId="26" w16cid:durableId="213280255">
+    <w:abstractNumId w:val="14"/>
+  </w:num>
+  <w:num w:numId="27" w16cid:durableId="1069495976">
+    <w:abstractNumId w:val="22"/>
   </w:num>
 </w:numbering>
 </file>
@@ -3803,7 +4234,6 @@
   <w:style w:type="character" w:default="1" w:styleId="DefaultParagraphFont">
     <w:name w:val="Default Paragraph Font"/>
     <w:uiPriority w:val="1"/>
-    <w:semiHidden/>
     <w:unhideWhenUsed/>
   </w:style>
   <w:style w:type="table" w:default="1" w:styleId="TableNormal">
@@ -4118,6 +4548,27 @@
     <w:link w:val="Footer"/>
     <w:rsid w:val="001A3B3D"/>
   </w:style>
+  <w:style w:type="character" w:styleId="Hyperlink">
+    <w:name w:val="Hyperlink"/>
+    <w:basedOn w:val="DefaultParagraphFont"/>
+    <w:rsid w:val="00224C5C"/>
+    <w:rPr>
+      <w:color w:val="0563C1" w:themeColor="hyperlink"/>
+      <w:u w:val="single"/>
+    </w:rPr>
+  </w:style>
+  <w:style w:type="character" w:styleId="UnresolvedMention">
+    <w:name w:val="Unresolved Mention"/>
+    <w:basedOn w:val="DefaultParagraphFont"/>
+    <w:uiPriority w:val="99"/>
+    <w:semiHidden/>
+    <w:unhideWhenUsed/>
+    <w:rsid w:val="00224C5C"/>
+    <w:rPr>
+      <w:color w:val="605E5C"/>
+      <w:shd w:val="clear" w:color="auto" w:fill="E1DFDD"/>
+    </w:rPr>
+  </w:style>
 </w:styles>
 </file>
 
